--- a/artifacts/OPS-01/build/meeting-transcript-with-commitments.docx
+++ b/artifacts/OPS-01/build/meeting-transcript-with-commitments.docx
@@ -393,7 +393,7 @@
         <w:pStyle w:val="BodyText"/>
       </w:pPr>
       <w:r>
-        <w:t xml:space="preserve">[00:13:05] Oleander Underhill (VP, Operations): Then the sequence goes by region readiness, not by account size. That is the call, and the reason on the record is that readiness is the constraint and volume is not.</w:t>
+        <w:t xml:space="preserve">[00:13:05] Oleander Underhill (VP, Operations): Then the sequence goes by region readiness, not by account size. That is my call, and the reason on the record is that readiness is the constraint and volume is not.</w:t>
       </w:r>
     </w:p>
     <w:p>
@@ -641,7 +641,7 @@
         <w:pStyle w:val="BodyText"/>
       </w:pPr>
       <w:r>
-        <w:t xml:space="preserve">[00:29:43] Verity Blackwood (Senior Product Manager): It is exactly how. So the template stays in one shared place and teams link to it instead of copying it. That is product’s call, and the reason is that the copies drifted last time and support could not tell which version a customer had been shown.</w:t>
+        <w:t xml:space="preserve">[00:29:43] Verity Blackwood (Senior Product Manager): It is exactly how. So the template stays in one shared place and teams link to it instead of copying it. That one is my call, and the reason is that the copies drifted last time and support could not tell which version a customer had been shown.</w:t>
       </w:r>
     </w:p>
     <w:p>

--- a/artifacts/OPS-01/build/meeting-transcript-with-commitments.docx
+++ b/artifacts/OPS-01/build/meeting-transcript-with-commitments.docx
@@ -713,7 +713,7 @@
         <w:pStyle w:val="BodyText"/>
       </w:pPr>
       <w:r>
-        <w:t xml:space="preserve">[00:34:36] Lyric Quennell (Program Manager): Cassian Thistlewood has the support handoff notes. Cassian told me last week that the rewrite would be done by March 18, in time for the first cohort.</w:t>
+        <w:t xml:space="preserve">[00:34:36] Lyric Quennell (Program Manager): Cassian Thistlewood has the support handoff notes and is rewriting them. Cassian told me last week that the rewrite would be finished by March 18, in time for the first cohort.</w:t>
       </w:r>
     </w:p>
     <w:p>
